--- a/templates/facture.docx
+++ b/templates/facture.docx
@@ -3,6 +3,10 @@
 <w:document xmlns:wpc="http://schemas.microsoft.com/office/word/2010/wordprocessingCanvas" xmlns:mo="http://schemas.microsoft.com/office/mac/office/2008/main" xmlns:mc="http://schemas.openxmlformats.org/markup-compatibility/2006" xmlns:mv="urn:schemas-microsoft-com:mac:vml" xmlns:o="urn:schemas-microsoft-com:office:office" xmlns:r="http://schemas.openxmlformats.org/officeDocument/2006/relationships" xmlns:m="http://schemas.openxmlformats.org/officeDocument/2006/math" xmlns:v="urn:schemas-microsoft-com:vml" xmlns:wp14="http://schemas.microsoft.com/office/word/2010/wordprocessingDrawing" xmlns:wp="http://schemas.openxmlformats.org/drawingml/2006/wordprocessingDrawing" xmlns:w10="urn:schemas-microsoft-com:office:word" xmlns:w="http://schemas.openxmlformats.org/wordprocessingml/2006/main" xmlns:w14="http://schemas.microsoft.com/office/word/2010/wordml" xmlns:wpg="http://schemas.microsoft.com/office/word/2010/wordprocessingGroup" xmlns:wpi="http://schemas.microsoft.com/office/word/2010/wordprocessingInk" xmlns:wne="http://schemas.microsoft.com/office/word/2006/wordml" xmlns:wps="http://schemas.microsoft.com/office/word/2010/wordprocessingShape" mc:Ignorable="w14 wp14">
   <w:body>
     <w:p>
+      <w:pPr>
+        <w:pStyle w:val="Titre2"/>
+        <w:jc w:val="center"/>
+      </w:pPr>
       <w:r>
         <w:rPr>
           <w:b/>
@@ -17,6 +21,9 @@
       </w:r>
     </w:p>
     <w:p>
+      <w:pPr>
+        <w:pStyle w:val="Titre2"/>
+      </w:pPr>
       <w:r>
         <w:rPr>
           <w:b/>
@@ -51,6 +58,9 @@
     </w:p>
     <w:p/>
     <w:p>
+      <w:pPr>
+        <w:pStyle w:val="Titre2"/>
+      </w:pPr>
       <w:r>
         <w:rPr>
           <w:b/>
@@ -75,6 +85,9 @@
     </w:p>
     <w:p/>
     <w:p>
+      <w:pPr>
+        <w:pStyle w:val="Titre2"/>
+      </w:pPr>
       <w:r>
         <w:rPr>
           <w:b/>
@@ -99,6 +112,9 @@
     </w:p>
     <w:p/>
     <w:p>
+      <w:pPr>
+        <w:pStyle w:val="Titre2"/>
+      </w:pPr>
       <w:r>
         <w:rPr>
           <w:b/>
@@ -133,6 +149,9 @@
     </w:p>
     <w:p/>
     <w:p>
+      <w:pPr>
+        <w:pStyle w:val="Titre2"/>
+      </w:pPr>
       <w:r>
         <w:rPr>
           <w:b/>
@@ -172,6 +191,9 @@
     </w:p>
     <w:p/>
     <w:p>
+      <w:pPr>
+        <w:pStyle w:val="Titre2"/>
+      </w:pPr>
       <w:r>
         <w:rPr>
           <w:b/>
@@ -181,9 +203,22 @@
     </w:p>
     <w:tbl>
       <w:tblPr>
-        <w:tblStyle w:val="TableGrid"/>
         <w:tblW w:type="auto" w:w="0"/>
         <w:tblLook w:firstColumn="1" w:firstRow="1" w:lastColumn="0" w:lastRow="0" w:noHBand="0" w:noVBand="1" w:val="04A0"/>
+        <w:tblBorders>
+          <w:top w:val="single" w:sz="6" w:space="0" w:color="7A1428"/>
+          <w:left w:val="single" w:sz="6" w:space="0" w:color="7A1428"/>
+          <w:bottom w:val="single" w:sz="6" w:space="0" w:color="7A1428"/>
+          <w:right w:val="single" w:sz="6" w:space="0" w:color="7A1428"/>
+          <w:insideH w:val="single" w:sz="6" w:space="0" w:color="7A1428"/>
+          <w:insideV w:val="single" w:sz="6" w:space="0" w:color="7A1428"/>
+        </w:tblBorders>
+        <w:tblCellMar>
+          <w:top w:w="100" w:type="dxa"/>
+          <w:left w:w="150" w:type="dxa"/>
+          <w:bottom w:w="100" w:type="dxa"/>
+          <w:right w:w="150" w:type="dxa"/>
+        </w:tblCellMar>
       </w:tblPr>
       <w:tblGrid>
         <w:gridCol w:w="4320"/>
@@ -231,13 +266,64 @@
       </w:tr>
     </w:tbl>
     <w:sectPr>
+      <w:footerReference w:type="default" r:id="rId9"/>
       <w:pgSz w:w="12240" w:h="15840"/>
-      <w:pgMar w:top="1440" w:right="1800" w:bottom="1440" w:left="1800" w:header="720" w:footer="720" w:gutter="0"/>
+      <w:pgMar w:top="1360" w:right="1559" w:bottom="840" w:left="1559" w:header="720" w:footer="720" w:gutter="0"/>
       <w:cols w:space="720"/>
       <w:docGrid w:linePitch="360"/>
     </w:sectPr>
   </w:body>
 </w:document>
+</file>
+
+<file path=word/footer1.xml><?xml version="1.0" encoding="utf-8"?>
+<w:ftr xmlns:m="http://schemas.openxmlformats.org/officeDocument/2006/math" xmlns:mc="http://schemas.openxmlformats.org/markup-compatibility/2006" xmlns:mo="http://schemas.microsoft.com/office/mac/office/2008/main" xmlns:mv="urn:schemas-microsoft-com:mac:vml" xmlns:o="urn:schemas-microsoft-com:office:office" xmlns:r="http://schemas.openxmlformats.org/officeDocument/2006/relationships" xmlns:v="urn:schemas-microsoft-com:vml" xmlns:w10="urn:schemas-microsoft-com:office:word" xmlns:w14="http://schemas.microsoft.com/office/word/2010/wordml" xmlns:w="http://schemas.openxmlformats.org/wordprocessingml/2006/main" xmlns:wne="http://schemas.microsoft.com/office/word/2006/wordml" xmlns:wp14="http://schemas.microsoft.com/office/word/2010/wordprocessingDrawing" xmlns:wp="http://schemas.openxmlformats.org/drawingml/2006/wordprocessingDrawing" xmlns:wpc="http://schemas.microsoft.com/office/word/2010/wordprocessingCanvas" xmlns:wpg="http://schemas.microsoft.com/office/word/2010/wordprocessingGroup" xmlns:wpi="http://schemas.microsoft.com/office/word/2010/wordprocessingInk" xmlns:wps="http://schemas.microsoft.com/office/word/2010/wordprocessingShape" mc:Ignorable="w14 wp14">
+  <w:p>
+    <w:pPr>
+      <w:pStyle w:val="Footer"/>
+      <w:jc w:val="center"/>
+      <w:pBdr>
+        <w:top w:val="single" w:sz="6" w:space="4" w:color="F1E4E7"/>
+      </w:pBdr>
+    </w:pPr>
+    <w:r>
+      <w:rPr>
+        <w:rFonts w:ascii="Calibri" w:hAnsi="Calibri"/>
+        <w:color w:val="6B7280"/>
+        <w:sz w:val="16"/>
+      </w:rPr>
+      <w:t xml:space="preserve">YGNT Manager -  Page </w:t>
+    </w:r>
+    <w:r>
+      <w:rPr>
+        <w:rFonts w:ascii="Calibri" w:hAnsi="Calibri"/>
+        <w:color w:val="6B7280"/>
+        <w:sz w:val="16"/>
+      </w:rPr>
+      <w:fldChar w:fldCharType="begin"/>
+      <w:instrText> PAGE </w:instrText>
+      <w:fldChar w:fldCharType="end"/>
+    </w:r>
+    <w:r>
+      <w:rPr>
+        <w:rFonts w:ascii="Calibri" w:hAnsi="Calibri"/>
+        <w:color w:val="6B7280"/>
+        <w:sz w:val="16"/>
+      </w:rPr>
+      <w:t xml:space="preserve"> / </w:t>
+    </w:r>
+    <w:r>
+      <w:rPr>
+        <w:rFonts w:ascii="Calibri" w:hAnsi="Calibri"/>
+        <w:color w:val="6B7280"/>
+        <w:sz w:val="16"/>
+      </w:rPr>
+      <w:fldChar w:fldCharType="begin"/>
+      <w:instrText> NUMPAGES </w:instrText>
+      <w:fldChar w:fldCharType="end"/>
+    </w:r>
+  </w:p>
+</w:ftr>
 </file>
 
 <file path=word/numbering.xml><?xml version="1.0" encoding="utf-8"?>
@@ -12285,6 +12371,71 @@
         <w:shd w:val="clear" w:color="auto" w:fill="FBCAA2" w:themeFill="accent6" w:themeFillTint="7F"/>
       </w:tcPr>
     </w:tblStylePr>
+  </w:style>
+  <w:style w:type="paragraph" w:styleId="Titre1">
+    <w:name w:val="heading 1"/>
+    <w:basedOn w:val="Normal"/>
+    <w:next w:val="Normal"/>
+    <w:uiPriority w:val="9"/>
+    <w:qFormat/>
+    <w:pPr>
+      <w:outlineLvl w:val="0"/>
+    </w:pPr>
+    <w:rPr>
+      <w:rFonts w:ascii="Calibri" w:eastAsia="Calibri" w:hAnsi="Calibri" w:cs="Calibri"/>
+      <w:b/>
+      <w:bCs/>
+      <w:color w:val="7A1428"/>
+      <w:sz w:val="36"/>
+      <w:szCs w:val="36"/>
+    </w:rPr>
+  </w:style>
+  <w:style w:type="paragraph" w:styleId="Titre2">
+    <w:name w:val="heading 2"/>
+    <w:basedOn w:val="Normal"/>
+    <w:next w:val="Normal"/>
+    <w:uiPriority w:val="9"/>
+    <w:unhideWhenUsed/>
+    <w:qFormat/>
+    <w:pPr>
+      <w:pBdr>
+        <w:top w:val="single" w:sz="12" w:space="4" w:color="F1E4E7"/>
+        <w:left w:val="single" w:sz="12" w:space="8" w:color="F1E4E7"/>
+        <w:bottom w:val="single" w:sz="12" w:space="4" w:color="F1E4E7"/>
+        <w:right w:val="single" w:sz="12" w:space="8" w:color="F1E4E7"/>
+      </w:pBdr>
+      <w:shd w:val="clear" w:color="auto" w:fill="F1E4E7"/>
+      <w:spacing w:before="120" w:after="120"/>
+      <w:outlineLvl w:val="1"/>
+    </w:pPr>
+    <w:rPr>
+      <w:rFonts w:ascii="Calibri" w:eastAsia="Calibri" w:hAnsi="Calibri" w:cs="Calibri"/>
+      <w:b/>
+      <w:bCs/>
+      <w:color w:val="7A1428"/>
+      <w:sz w:val="27"/>
+      <w:szCs w:val="27"/>
+    </w:rPr>
+  </w:style>
+  <w:style w:type="paragraph" w:styleId="Titre3">
+    <w:name w:val="heading 3"/>
+    <w:basedOn w:val="Normal"/>
+    <w:next w:val="Normal"/>
+    <w:uiPriority w:val="9"/>
+    <w:unhideWhenUsed/>
+    <w:qFormat/>
+    <w:pPr>
+      <w:spacing w:before="1"/>
+      <w:outlineLvl w:val="2"/>
+    </w:pPr>
+    <w:rPr>
+      <w:rFonts w:ascii="Calibri" w:eastAsia="Calibri" w:hAnsi="Calibri" w:cs="Calibri"/>
+      <w:b/>
+      <w:bCs/>
+      <w:color w:val="7A1428"/>
+      <w:sz w:val="21"/>
+      <w:szCs w:val="21"/>
+    </w:rPr>
   </w:style>
 </w:styles>
 </file>

--- a/templates/facture.docx
+++ b/templates/facture.docx
@@ -4,271 +4,1105 @@
   <w:body>
     <w:p>
       <w:pPr>
-        <w:pStyle w:val="Titre2"/>
-        <w:jc w:val="center"/>
+        <w:framePr w:w="2600" w:h="900" w:hAnchor="page" w:vAnchor="page" w:x="0" w:y="0" w:wrap="around"/>
+      </w:pPr>
+      <w:r>
+        <w:drawing>
+          <wp:inline xmlns:a="http://schemas.openxmlformats.org/drawingml/2006/main" xmlns:pic="http://schemas.openxmlformats.org/drawingml/2006/picture">
+            <wp:extent cx="1737360" cy="515779"/>
+            <wp:docPr id="1" name="Picture 1"/>
+            <wp:cNvGraphicFramePr>
+              <a:graphicFrameLocks noChangeAspect="1"/>
+            </wp:cNvGraphicFramePr>
+            <a:graphic>
+              <a:graphicData uri="http://schemas.openxmlformats.org/drawingml/2006/picture">
+                <pic:pic>
+                  <pic:nvPicPr>
+                    <pic:cNvPr id="0" name="ygnt_logo.jpg"/>
+                    <pic:cNvPicPr/>
+                  </pic:nvPicPr>
+                  <pic:blipFill>
+                    <a:blip r:embed="rId9"/>
+                    <a:stretch>
+                      <a:fillRect/>
+                    </a:stretch>
+                  </pic:blipFill>
+                  <pic:spPr>
+                    <a:xfrm>
+                      <a:off x="0" y="0"/>
+                      <a:ext cx="1737360" cy="515779"/>
+                    </a:xfrm>
+                    <a:prstGeom prst="rect"/>
+                  </pic:spPr>
+                </pic:pic>
+              </a:graphicData>
+            </a:graphic>
+          </wp:inline>
+        </w:drawing>
+      </w:r>
+    </w:p>
+    <w:p>
+      <w:pPr>
+        <w:spacing w:after="0" w:before="0"/>
       </w:pPr>
       <w:r>
         <w:rPr>
-          <w:b/>
-          <w:sz w:val="40"/>
+          <w:rFonts w:ascii="Calibri" w:hAnsi="Calibri"/>
+          <w:b w:val="0"/>
+          <w:i w:val="0"/>
+          <w:color w:val="2B2B31"/>
+          <w:sz w:val="2"/>
         </w:rPr>
-        <w:t>FACTURE</w:t>
-      </w:r>
-    </w:p>
-    <w:p>
-      <w:r>
         <w:t>{{producteur_logo}}</w:t>
       </w:r>
     </w:p>
     <w:p>
       <w:pPr>
-        <w:pStyle w:val="Titre2"/>
+        <w:jc w:val="right"/>
       </w:pPr>
       <w:r>
         <w:rPr>
-          <w:b/>
+          <w:rFonts w:ascii="Calibri" w:hAnsi="Calibri"/>
+          <w:b w:val="0"/>
+          <w:i w:val="0"/>
+          <w:color w:val="2B2B31"/>
+          <w:sz w:val="36"/>
         </w:rPr>
-        <w:t>Le Producteur</w:t>
+        <w:t xml:space="preserve">FACTURE N° {{facture_number}}</w:t>
       </w:r>
     </w:p>
     <w:p>
+      <w:pPr>
+        <w:jc w:val="right"/>
+      </w:pPr>
       <w:r>
-        <w:t>{{producteur_nom}}</w:t>
+        <w:rPr>
+          <w:rFonts w:ascii="Calibri" w:hAnsi="Calibri"/>
+          <w:b w:val="0"/>
+          <w:i w:val="0"/>
+          <w:color w:val="6B7280"/>
+          <w:sz w:val="16"/>
+        </w:rPr>
+        <w:t>Statut : {{status_label}}</w:t>
       </w:r>
     </w:p>
     <w:p>
-      <w:r>
-        <w:t>{{producteur_forme_juridique}}</w:t>
-      </w:r>
-    </w:p>
-    <w:p>
-      <w:r>
-        <w:t>{{producteur_adresse}} {{producteur_code_postal}} {{producteur_ville}}</w:t>
-      </w:r>
-    </w:p>
-    <w:p>
-      <w:r>
-        <w:t>Tel : {{producteur_telephone}} - Email : {{producteur_email}}</w:t>
-      </w:r>
-    </w:p>
-    <w:p>
-      <w:r>
-        <w:t>Site internet : {{producteur_site}}</w:t>
-      </w:r>
-    </w:p>
-    <w:p/>
-    <w:p>
       <w:pPr>
-        <w:pStyle w:val="Titre2"/>
+        <w:spacing w:after="120" w:before="360"/>
       </w:pPr>
-      <w:r>
-        <w:rPr>
-          <w:b/>
-        </w:rPr>
-        <w:t>Reference</w:t>
-      </w:r>
-    </w:p>
-    <w:p>
-      <w:r>
-        <w:t>Reference : {{facture_number}}</w:t>
-      </w:r>
-    </w:p>
-    <w:p>
-      <w:r>
-        <w:t>Date : {{prestation_date}}</w:t>
-      </w:r>
-    </w:p>
-    <w:p>
-      <w:r>
-        <w:t>Statut : {{status_label}}</w:t>
-      </w:r>
-    </w:p>
-    <w:p/>
-    <w:p>
-      <w:pPr>
-        <w:pStyle w:val="Titre2"/>
-      </w:pPr>
-      <w:r>
-        <w:rPr>
-          <w:b/>
-        </w:rPr>
-        <w:t>Parties</w:t>
-      </w:r>
-    </w:p>
-    <w:p>
-      <w:r>
-        <w:t>Formation : {{formation_nom}}</w:t>
-      </w:r>
-    </w:p>
-    <w:p>
-      <w:r>
-        <w:t>Organisateur : {{organisateur_structure}}</w:t>
-      </w:r>
-    </w:p>
-    <w:p>
-      <w:r>
-        <w:t>Adresse organisateur : {{organisateur_adresse}}</w:t>
-      </w:r>
-    </w:p>
-    <w:p/>
-    <w:p>
-      <w:pPr>
-        <w:pStyle w:val="Titre2"/>
-      </w:pPr>
-      <w:r>
-        <w:rPr>
-          <w:b/>
-        </w:rPr>
-        <w:t>Objet de la prestation</w:t>
-      </w:r>
-    </w:p>
-    <w:p>
-      <w:r>
-        <w:t>{{spectacle_nom}}</w:t>
-      </w:r>
-    </w:p>
-    <w:p>
-      <w:r>
-        <w:t>Date : {{prestation_date}}</w:t>
-      </w:r>
-    </w:p>
-    <w:p>
-      <w:r>
-        <w:t>Lieu : {{prestation_lieu}}</w:t>
-      </w:r>
-    </w:p>
-    <w:p>
-      <w:r>
-        <w:t>Ville : {{prestation_city}}</w:t>
-      </w:r>
-    </w:p>
-    <w:p>
-      <w:r>
-        <w:t>Description : {{comments}}</w:t>
-      </w:r>
-    </w:p>
-    <w:p/>
-    <w:p>
-      <w:pPr>
-        <w:pStyle w:val="Titre2"/>
-      </w:pPr>
-      <w:r>
-        <w:rPr>
-          <w:b/>
-        </w:rPr>
-        <w:t>Conditions financieres</w:t>
-      </w:r>
-    </w:p>
-    <w:p>
-      <w:r>
-        <w:t>Montant : {{montant}} EUR</w:t>
-      </w:r>
-    </w:p>
-    <w:p>
-      <w:r>
-        <w:t>TVA : {{tva}}</w:t>
-      </w:r>
-    </w:p>
-    <w:p>
-      <w:r>
-        <w:t>Acompte : {{acompte}} EUR</w:t>
-      </w:r>
-    </w:p>
-    <w:p>
-      <w:r>
-        <w:t>Total : {{total}} EUR</w:t>
-      </w:r>
-    </w:p>
-    <w:p>
-      <w:r>
-        <w:t>Mode de paiement : {{mode_paiement}}</w:t>
-      </w:r>
-    </w:p>
-    <w:p>
-      <w:r>
-        <w:t>Echeance : {{echeance}}</w:t>
-      </w:r>
-    </w:p>
-    <w:p/>
-    <w:p>
-      <w:pPr>
-        <w:pStyle w:val="Titre2"/>
-      </w:pPr>
-      <w:r>
-        <w:rPr>
-          <w:b/>
-        </w:rPr>
-        <w:t>Signatures</w:t>
-      </w:r>
     </w:p>
     <w:tbl>
       <w:tblPr>
         <w:tblW w:type="auto" w:w="0"/>
         <w:tblLook w:firstColumn="1" w:firstRow="1" w:lastColumn="0" w:lastRow="0" w:noHBand="0" w:noVBand="1" w:val="04A0"/>
         <w:tblBorders>
-          <w:top w:val="single" w:sz="6" w:space="0" w:color="7A1428"/>
-          <w:left w:val="single" w:sz="6" w:space="0" w:color="7A1428"/>
-          <w:bottom w:val="single" w:sz="6" w:space="0" w:color="7A1428"/>
-          <w:right w:val="single" w:sz="6" w:space="0" w:color="7A1428"/>
-          <w:insideH w:val="single" w:sz="6" w:space="0" w:color="7A1428"/>
-          <w:insideV w:val="single" w:sz="6" w:space="0" w:color="7A1428"/>
+          <w:top w:val="nil"/>
+          <w:left w:val="nil"/>
+          <w:bottom w:val="nil"/>
+          <w:right w:val="nil"/>
+          <w:insideH w:val="nil"/>
+          <w:insideV w:val="nil"/>
         </w:tblBorders>
+        <w:tblLayout w:type="fixed"/>
         <w:tblCellMar>
-          <w:top w:w="100" w:type="dxa"/>
-          <w:left w:w="150" w:type="dxa"/>
-          <w:bottom w:w="100" w:type="dxa"/>
-          <w:right w:w="150" w:type="dxa"/>
+          <w:top w:w="0" w:type="dxa"/>
+          <w:left w:w="0" w:type="dxa"/>
+          <w:bottom w:w="0" w:type="dxa"/>
+          <w:right w:w="0" w:type="dxa"/>
         </w:tblCellMar>
       </w:tblPr>
       <w:tblGrid>
-        <w:gridCol w:w="4320"/>
-        <w:gridCol w:w="4320"/>
+        <w:gridCol w:w="4535"/>
+        <w:gridCol w:w="4535"/>
       </w:tblGrid>
       <w:tr>
         <w:tc>
           <w:tcPr>
-            <w:tcW w:type="dxa" w:w="4320"/>
+            <w:tcW w:type="dxa" w:w="4535"/>
           </w:tcPr>
           <w:p>
+            <w:pPr>
+              <w:spacing w:after="20"/>
+            </w:pPr>
+            <w:r/>
             <w:r>
-              <w:t>Pour le Producteur</w:t>
-              <w:br/>
-              <w:t>Nom : {{producteur_nom}}</w:t>
-              <w:br/>
-              <w:t>Represente par : {{producteur_representant}}</w:t>
-              <w:br/>
-              <w:t>Fonction : {{producteur_fonction}}</w:t>
-              <w:br/>
-              <w:br/>
-              <w:t>Signature :</w:t>
+              <w:rPr>
+                <w:rFonts w:ascii="Calibri" w:hAnsi="Calibri"/>
+                <w:b/>
+                <w:i w:val="0"/>
+                <w:color w:val="7A1428"/>
+                <w:sz w:val="24"/>
+              </w:rPr>
+              <w:t>{{producteur_nom}}</w:t>
+            </w:r>
+          </w:p>
+          <w:p>
+            <w:pPr>
+              <w:spacing w:after="20"/>
+            </w:pPr>
+            <w:r>
+              <w:rPr>
+                <w:rFonts w:ascii="Calibri" w:hAnsi="Calibri"/>
+                <w:b w:val="0"/>
+                <w:i w:val="0"/>
+                <w:color w:val="6B7280"/>
+                <w:sz w:val="18"/>
+              </w:rPr>
+              <w:t>{{producteur_forme_juridique}}</w:t>
+            </w:r>
+          </w:p>
+          <w:p>
+            <w:pPr>
+              <w:spacing w:after="20"/>
+            </w:pPr>
+            <w:r>
+              <w:rPr>
+                <w:rFonts w:ascii="Calibri" w:hAnsi="Calibri"/>
+                <w:b w:val="0"/>
+                <w:i w:val="0"/>
+                <w:color w:val="2B2B31"/>
+                <w:sz w:val="20"/>
+              </w:rPr>
+              <w:t>{{producteur_adresse}}</w:t>
+            </w:r>
+          </w:p>
+          <w:p>
+            <w:pPr>
+              <w:spacing w:after="20"/>
+            </w:pPr>
+            <w:r>
+              <w:rPr>
+                <w:rFonts w:ascii="Calibri" w:hAnsi="Calibri"/>
+                <w:b w:val="0"/>
+                <w:i w:val="0"/>
+                <w:color w:val="2B2B31"/>
+                <w:sz w:val="20"/>
+              </w:rPr>
+              <w:t>{{producteur_code_postal}} {{producteur_ville}}</w:t>
+            </w:r>
+          </w:p>
+          <w:p>
+            <w:pPr>
+              <w:spacing w:after="20"/>
+            </w:pPr>
+            <w:r>
+              <w:rPr>
+                <w:rFonts w:ascii="Calibri" w:hAnsi="Calibri"/>
+                <w:b w:val="0"/>
+                <w:i w:val="0"/>
+                <w:color w:val="2B2B31"/>
+                <w:sz w:val="18"/>
+              </w:rPr>
+              <w:t>Siret : {{producteur_siret}}</w:t>
+            </w:r>
+          </w:p>
+          <w:p>
+            <w:pPr>
+              <w:spacing w:after="20"/>
+            </w:pPr>
+            <w:r>
+              <w:rPr>
+                <w:rFonts w:ascii="Calibri" w:hAnsi="Calibri"/>
+                <w:b w:val="0"/>
+                <w:i w:val="0"/>
+                <w:color w:val="2B2B31"/>
+                <w:sz w:val="18"/>
+              </w:rPr>
+              <w:t>Tél : {{producteur_telephone}}</w:t>
+            </w:r>
+          </w:p>
+          <w:p>
+            <w:pPr>
+              <w:spacing w:after="20"/>
+            </w:pPr>
+            <w:r>
+              <w:rPr>
+                <w:rFonts w:ascii="Calibri" w:hAnsi="Calibri"/>
+                <w:b w:val="0"/>
+                <w:i w:val="0"/>
+                <w:color w:val="2B2B31"/>
+                <w:sz w:val="18"/>
+              </w:rPr>
+              <w:t>Mail : {{producteur_email}}</w:t>
+            </w:r>
+          </w:p>
+          <w:p>
+            <w:pPr>
+              <w:spacing w:after="20"/>
+            </w:pPr>
+            <w:r>
+              <w:rPr>
+                <w:rFonts w:ascii="Calibri" w:hAnsi="Calibri"/>
+                <w:b w:val="0"/>
+                <w:i w:val="0"/>
+                <w:color w:val="2B2B31"/>
+                <w:sz w:val="18"/>
+              </w:rPr>
+              <w:t>Site : {{producteur_site}}</w:t>
+            </w:r>
+          </w:p>
+          <w:p>
+            <w:pPr>
+              <w:spacing w:after="20"/>
+            </w:pPr>
+            <w:r>
+              <w:rPr>
+                <w:rFonts w:ascii="Calibri" w:hAnsi="Calibri"/>
+                <w:b w:val="0"/>
+                <w:i w:val="0"/>
+                <w:color w:val="6B7280"/>
+                <w:sz w:val="18"/>
+              </w:rPr>
+              <w:t>Représenté par {{producteur_representant}}, {{producteur_fonction}}</w:t>
             </w:r>
           </w:p>
         </w:tc>
         <w:tc>
           <w:tcPr>
-            <w:tcW w:type="dxa" w:w="4320"/>
+            <w:tcW w:type="dxa" w:w="4535"/>
           </w:tcPr>
           <w:p>
+            <w:pPr>
+              <w:spacing w:after="20"/>
+              <w:jc w:val="right"/>
+            </w:pPr>
+            <w:r/>
             <w:r>
-              <w:t>Pour l'Organisateur</w:t>
-              <w:br/>
-              <w:t>Nom : {{organisateur_structure}}</w:t>
-              <w:br/>
-              <w:t>Represente par : {{organisateur_representant}}</w:t>
-              <w:br/>
-              <w:t>Fonction : {{organisateur_fonction}}</w:t>
-              <w:br/>
-              <w:br/>
-              <w:t>Signature :</w:t>
+              <w:rPr>
+                <w:rFonts w:ascii="Calibri" w:hAnsi="Calibri"/>
+                <w:b/>
+                <w:i w:val="0"/>
+                <w:color w:val="7A1428"/>
+                <w:sz w:val="24"/>
+              </w:rPr>
+              <w:t>{{organisateur_structure}}</w:t>
+            </w:r>
+          </w:p>
+          <w:p>
+            <w:pPr>
+              <w:spacing w:after="20"/>
+              <w:jc w:val="right"/>
+            </w:pPr>
+            <w:r>
+              <w:rPr>
+                <w:rFonts w:ascii="Calibri" w:hAnsi="Calibri"/>
+                <w:b w:val="0"/>
+                <w:i w:val="0"/>
+                <w:color w:val="6B7280"/>
+                <w:sz w:val="18"/>
+              </w:rPr>
+              <w:t>{{organisateur_forme}}</w:t>
+            </w:r>
+          </w:p>
+          <w:p>
+            <w:pPr>
+              <w:spacing w:after="20"/>
+              <w:jc w:val="right"/>
+            </w:pPr>
+            <w:r>
+              <w:rPr>
+                <w:rFonts w:ascii="Calibri" w:hAnsi="Calibri"/>
+                <w:b w:val="0"/>
+                <w:i w:val="0"/>
+                <w:color w:val="2B2B31"/>
+                <w:sz w:val="20"/>
+              </w:rPr>
+              <w:t>{{organisateur_adresse}}</w:t>
+            </w:r>
+          </w:p>
+          <w:p>
+            <w:pPr>
+              <w:spacing w:after="20"/>
+              <w:jc w:val="right"/>
+            </w:pPr>
+            <w:r>
+              <w:rPr>
+                <w:rFonts w:ascii="Calibri" w:hAnsi="Calibri"/>
+                <w:b w:val="0"/>
+                <w:i w:val="0"/>
+                <w:color w:val="2B2B31"/>
+                <w:sz w:val="20"/>
+              </w:rPr>
+              <w:t>{{organisateur_postal_code}} {{organisateur_city}}</w:t>
+            </w:r>
+          </w:p>
+          <w:p>
+            <w:pPr>
+              <w:spacing w:after="20"/>
+              <w:jc w:val="right"/>
+            </w:pPr>
+            <w:r>
+              <w:rPr>
+                <w:rFonts w:ascii="Calibri" w:hAnsi="Calibri"/>
+                <w:b w:val="0"/>
+                <w:i w:val="0"/>
+                <w:color w:val="2B2B31"/>
+                <w:sz w:val="18"/>
+              </w:rPr>
+              <w:t>Siret : {{organisateur_siret}}</w:t>
+            </w:r>
+          </w:p>
+          <w:p>
+            <w:pPr>
+              <w:spacing w:after="20"/>
+              <w:jc w:val="right"/>
+            </w:pPr>
+            <w:r>
+              <w:rPr>
+                <w:rFonts w:ascii="Calibri" w:hAnsi="Calibri"/>
+                <w:b w:val="0"/>
+                <w:i w:val="0"/>
+                <w:color w:val="2B2B31"/>
+                <w:sz w:val="18"/>
+              </w:rPr>
+              <w:t>Mail : {{organisateur_email}}</w:t>
+            </w:r>
+          </w:p>
+          <w:p>
+            <w:pPr>
+              <w:spacing w:after="20"/>
+              <w:jc w:val="right"/>
+            </w:pPr>
+            <w:r>
+              <w:rPr>
+                <w:rFonts w:ascii="Calibri" w:hAnsi="Calibri"/>
+                <w:b w:val="0"/>
+                <w:i w:val="0"/>
+                <w:color w:val="6B7280"/>
+                <w:sz w:val="18"/>
+              </w:rPr>
+              <w:t>Représenté par {{organisateur_representant}}, {{organisateur_fonction}}</w:t>
+            </w:r>
+          </w:p>
+          <w:p>
+            <w:pPr>
+              <w:spacing w:after="20"/>
+              <w:jc w:val="right"/>
+            </w:pPr>
+            <w:r>
+              <w:rPr>
+                <w:rFonts w:ascii="Calibri" w:hAnsi="Calibri"/>
+                <w:b w:val="0"/>
+                <w:i w:val="0"/>
+                <w:color w:val="2B2B31"/>
+                <w:sz w:val="2"/>
+              </w:rPr>
+            </w:r>
+          </w:p>
+          <w:p>
+            <w:pPr>
+              <w:spacing w:after="20"/>
+              <w:jc w:val="right"/>
+            </w:pPr>
+            <w:r>
+              <w:rPr>
+                <w:rFonts w:ascii="Calibri" w:hAnsi="Calibri"/>
+                <w:b w:val="0"/>
+                <w:i w:val="0"/>
+                <w:color w:val="2B2B31"/>
+                <w:sz w:val="2"/>
+              </w:rPr>
             </w:r>
           </w:p>
         </w:tc>
       </w:tr>
     </w:tbl>
+    <w:p>
+      <w:pPr>
+        <w:spacing w:after="120"/>
+      </w:pPr>
+    </w:p>
+    <w:tbl>
+      <w:tblPr>
+        <w:tblW w:type="auto" w:w="0"/>
+        <w:jc w:val="left"/>
+        <w:tblLook w:firstColumn="1" w:firstRow="1" w:lastColumn="0" w:lastRow="0" w:noHBand="0" w:noVBand="1" w:val="04A0"/>
+        <w:tblBorders>
+          <w:top w:val="single" w:sz="4" w:space="0" w:color="D9C7CB"/>
+          <w:left w:val="single" w:sz="4" w:space="0" w:color="D9C7CB"/>
+          <w:bottom w:val="single" w:sz="4" w:space="0" w:color="D9C7CB"/>
+          <w:right w:val="single" w:sz="4" w:space="0" w:color="D9C7CB"/>
+          <w:insideH w:val="single" w:sz="4" w:space="0" w:color="D9C7CB"/>
+          <w:insideV w:val="single" w:sz="4" w:space="0" w:color="D9C7CB"/>
+        </w:tblBorders>
+        <w:tblLayout w:type="fixed"/>
+        <w:tblCellMar>
+          <w:top w:w="80" w:type="dxa"/>
+          <w:left w:w="120" w:type="dxa"/>
+          <w:bottom w:w="80" w:type="dxa"/>
+          <w:right w:w="120" w:type="dxa"/>
+        </w:tblCellMar>
+      </w:tblPr>
+      <w:tblGrid>
+        <w:gridCol w:w="2835"/>
+        <w:gridCol w:w="2835"/>
+      </w:tblGrid>
+      <w:tr>
+        <w:tc>
+          <w:tcPr>
+            <w:tcW w:type="dxa" w:w="2835"/>
+            <w:shd w:val="clear" w:color="auto" w:fill="F1E4E7"/>
+          </w:tcPr>
+          <w:p>
+            <w:r>
+              <w:rPr>
+                <w:rFonts w:ascii="Calibri" w:hAnsi="Calibri"/>
+                <w:b/>
+                <w:i w:val="0"/>
+                <w:color w:val="7A1428"/>
+                <w:sz w:val="20"/>
+              </w:rPr>
+              <w:t>Date de facture</w:t>
+            </w:r>
+          </w:p>
+        </w:tc>
+        <w:tc>
+          <w:tcPr>
+            <w:tcW w:type="dxa" w:w="2835"/>
+          </w:tcPr>
+          <w:p>
+            <w:r>
+              <w:rPr>
+                <w:rFonts w:ascii="Calibri" w:hAnsi="Calibri"/>
+                <w:b w:val="0"/>
+                <w:i w:val="0"/>
+                <w:color w:val="2B2B31"/>
+                <w:sz w:val="20"/>
+              </w:rPr>
+              <w:t>{{prestation_date}}</w:t>
+            </w:r>
+          </w:p>
+        </w:tc>
+      </w:tr>
+      <w:tr>
+        <w:tc>
+          <w:tcPr>
+            <w:tcW w:type="dxa" w:w="2835"/>
+            <w:shd w:val="clear" w:color="auto" w:fill="F1E4E7"/>
+          </w:tcPr>
+          <w:p>
+            <w:r>
+              <w:rPr>
+                <w:rFonts w:ascii="Calibri" w:hAnsi="Calibri"/>
+                <w:b/>
+                <w:i w:val="0"/>
+                <w:color w:val="7A1428"/>
+                <w:sz w:val="20"/>
+              </w:rPr>
+              <w:t>Date de prestation</w:t>
+            </w:r>
+          </w:p>
+        </w:tc>
+        <w:tc>
+          <w:tcPr>
+            <w:tcW w:type="dxa" w:w="2835"/>
+          </w:tcPr>
+          <w:p>
+            <w:r>
+              <w:rPr>
+                <w:rFonts w:ascii="Calibri" w:hAnsi="Calibri"/>
+                <w:b w:val="0"/>
+                <w:i w:val="0"/>
+                <w:color w:val="2B2B31"/>
+                <w:sz w:val="20"/>
+              </w:rPr>
+              <w:t>{{prestation_date}}</w:t>
+            </w:r>
+          </w:p>
+        </w:tc>
+      </w:tr>
+    </w:tbl>
+    <w:p>
+      <w:pPr>
+        <w:spacing w:after="120"/>
+      </w:pPr>
+    </w:p>
+    <w:tbl>
+      <w:tblPr>
+        <w:tblW w:type="auto" w:w="0"/>
+        <w:tblLook w:firstColumn="1" w:firstRow="1" w:lastColumn="0" w:lastRow="0" w:noHBand="0" w:noVBand="1" w:val="04A0"/>
+        <w:tblBorders>
+          <w:top w:val="single" w:sz="4" w:space="0" w:color="D9C7CB"/>
+          <w:left w:val="single" w:sz="4" w:space="0" w:color="D9C7CB"/>
+          <w:bottom w:val="single" w:sz="4" w:space="0" w:color="D9C7CB"/>
+          <w:right w:val="single" w:sz="4" w:space="0" w:color="D9C7CB"/>
+          <w:insideH w:val="single" w:sz="4" w:space="0" w:color="D9C7CB"/>
+          <w:insideV w:val="single" w:sz="4" w:space="0" w:color="D9C7CB"/>
+        </w:tblBorders>
+        <w:tblLayout w:type="fixed"/>
+        <w:tblCellMar>
+          <w:top w:w="100" w:type="dxa"/>
+          <w:left w:w="120" w:type="dxa"/>
+          <w:bottom w:w="100" w:type="dxa"/>
+          <w:right w:w="120" w:type="dxa"/>
+        </w:tblCellMar>
+      </w:tblPr>
+      <w:tblGrid>
+        <w:gridCol w:w="6236"/>
+        <w:gridCol w:w="2835"/>
+      </w:tblGrid>
+      <w:tr>
+        <w:tc>
+          <w:tcPr>
+            <w:tcW w:type="dxa" w:w="6236"/>
+            <w:shd w:val="clear" w:color="auto" w:fill="F1E4E7"/>
+          </w:tcPr>
+          <w:p>
+            <w:r>
+              <w:rPr>
+                <w:rFonts w:ascii="Calibri" w:hAnsi="Calibri"/>
+                <w:b/>
+                <w:i w:val="0"/>
+                <w:color w:val="7A1428"/>
+                <w:sz w:val="20"/>
+              </w:rPr>
+              <w:t>Description</w:t>
+            </w:r>
+          </w:p>
+        </w:tc>
+        <w:tc>
+          <w:tcPr>
+            <w:tcW w:type="dxa" w:w="2835"/>
+            <w:shd w:val="clear" w:color="auto" w:fill="F1E4E7"/>
+          </w:tcPr>
+          <w:p>
+            <w:pPr>
+              <w:jc w:val="right"/>
+            </w:pPr>
+            <w:r>
+              <w:rPr>
+                <w:rFonts w:ascii="Calibri" w:hAnsi="Calibri"/>
+                <w:b/>
+                <w:i w:val="0"/>
+                <w:color w:val="7A1428"/>
+                <w:sz w:val="20"/>
+              </w:rPr>
+              <w:t>Prix total HT</w:t>
+            </w:r>
+          </w:p>
+        </w:tc>
+      </w:tr>
+      <w:tr>
+        <w:tc>
+          <w:tcPr>
+            <w:tcW w:type="dxa" w:w="6236"/>
+          </w:tcPr>
+          <w:p>
+            <w:pPr>
+              <w:spacing w:after="20"/>
+            </w:pPr>
+            <w:r/>
+            <w:r>
+              <w:rPr>
+                <w:rFonts w:ascii="Calibri" w:hAnsi="Calibri"/>
+                <w:b/>
+                <w:i w:val="0"/>
+                <w:color w:val="2B2B31"/>
+                <w:sz w:val="20"/>
+              </w:rPr>
+              <w:t>{{spectacle_nom}}</w:t>
+            </w:r>
+          </w:p>
+          <w:p>
+            <w:pPr>
+              <w:spacing w:after="20"/>
+            </w:pPr>
+            <w:r>
+              <w:rPr>
+                <w:rFonts w:ascii="Calibri" w:hAnsi="Calibri"/>
+                <w:b w:val="0"/>
+                <w:i w:val="0"/>
+                <w:color w:val="6B7280"/>
+                <w:sz w:val="18"/>
+              </w:rPr>
+              <w:t>{{formation_nom}}</w:t>
+            </w:r>
+          </w:p>
+          <w:p>
+            <w:pPr>
+              <w:spacing w:after="20"/>
+            </w:pPr>
+            <w:r>
+              <w:rPr>
+                <w:rFonts w:ascii="Calibri" w:hAnsi="Calibri"/>
+                <w:b w:val="0"/>
+                <w:i w:val="0"/>
+                <w:color w:val="6B7280"/>
+                <w:sz w:val="18"/>
+              </w:rPr>
+              <w:t>{{prestation_date}} — {{prestation_lieu}}, {{prestation_city}}</w:t>
+            </w:r>
+          </w:p>
+          <w:p>
+            <w:pPr>
+              <w:spacing w:after="20"/>
+            </w:pPr>
+            <w:r>
+              <w:rPr>
+                <w:rFonts w:ascii="Calibri" w:hAnsi="Calibri"/>
+                <w:b w:val="0"/>
+                <w:i w:val="0"/>
+                <w:color w:val="6B7280"/>
+                <w:sz w:val="18"/>
+              </w:rPr>
+              <w:t>{{comments}}</w:t>
+            </w:r>
+          </w:p>
+        </w:tc>
+        <w:tc>
+          <w:tcPr>
+            <w:tcW w:type="dxa" w:w="2835"/>
+            <w:vAlign w:val="center"/>
+          </w:tcPr>
+          <w:p>
+            <w:pPr>
+              <w:jc w:val="right"/>
+            </w:pPr>
+            <w:r>
+              <w:rPr>
+                <w:rFonts w:ascii="Calibri" w:hAnsi="Calibri"/>
+                <w:b/>
+                <w:i w:val="0"/>
+                <w:color w:val="2B2B31"/>
+                <w:sz w:val="22"/>
+              </w:rPr>
+              <w:t>{{montant|currency}} €</w:t>
+            </w:r>
+          </w:p>
+        </w:tc>
+      </w:tr>
+    </w:tbl>
+    <w:p>
+      <w:pPr>
+        <w:spacing w:after="200"/>
+      </w:pPr>
+    </w:p>
+    <w:tbl>
+      <w:tblPr>
+        <w:tblW w:type="auto" w:w="0"/>
+        <w:tblLook w:firstColumn="1" w:firstRow="1" w:lastColumn="0" w:lastRow="0" w:noHBand="0" w:noVBand="1" w:val="04A0"/>
+        <w:tblBorders>
+          <w:top w:val="nil"/>
+          <w:left w:val="nil"/>
+          <w:bottom w:val="nil"/>
+          <w:right w:val="nil"/>
+          <w:insideH w:val="nil"/>
+          <w:insideV w:val="nil"/>
+        </w:tblBorders>
+        <w:tblLayout w:type="fixed"/>
+        <w:tblCellMar>
+          <w:top w:w="60" w:type="dxa"/>
+          <w:left w:w="100" w:type="dxa"/>
+          <w:bottom w:w="60" w:type="dxa"/>
+          <w:right w:w="100" w:type="dxa"/>
+        </w:tblCellMar>
+      </w:tblPr>
+      <w:tblGrid>
+        <w:gridCol w:w="4535"/>
+        <w:gridCol w:w="1984"/>
+        <w:gridCol w:w="2551"/>
+      </w:tblGrid>
+      <w:tr>
+        <w:tc>
+          <w:tcPr>
+            <w:tcW w:type="dxa" w:w="4535"/>
+            <w:vMerge w:val="restart"/>
+          </w:tcPr>
+          <w:p>
+            <w:pPr>
+              <w:spacing w:after="20"/>
+            </w:pPr>
+            <w:r/>
+            <w:r>
+              <w:rPr>
+                <w:rFonts w:ascii="Calibri" w:hAnsi="Calibri"/>
+                <w:b/>
+                <w:i w:val="0"/>
+                <w:color w:val="7A1428"/>
+                <w:sz w:val="18"/>
+              </w:rPr>
+              <w:t>Coordonnées bancaires</w:t>
+            </w:r>
+          </w:p>
+          <w:p>
+            <w:pPr>
+              <w:spacing w:after="20"/>
+            </w:pPr>
+            <w:r>
+              <w:rPr>
+                <w:rFonts w:ascii="Calibri" w:hAnsi="Calibri"/>
+                <w:b/>
+                <w:i w:val="0"/>
+                <w:color w:val="2B2B31"/>
+                <w:sz w:val="18"/>
+              </w:rPr>
+              <w:t xml:space="preserve">IBAN : </w:t>
+            </w:r>
+            <w:r>
+              <w:rPr>
+                <w:rFonts w:ascii="Calibri" w:hAnsi="Calibri"/>
+                <w:b w:val="0"/>
+                <w:i w:val="0"/>
+                <w:color w:val="2B2B31"/>
+                <w:sz w:val="18"/>
+              </w:rPr>
+              <w:t>{{producteur_iban}}</w:t>
+            </w:r>
+          </w:p>
+          <w:p>
+            <w:pPr>
+              <w:spacing w:after="20"/>
+            </w:pPr>
+            <w:r>
+              <w:rPr>
+                <w:rFonts w:ascii="Calibri" w:hAnsi="Calibri"/>
+                <w:b/>
+                <w:i w:val="0"/>
+                <w:color w:val="2B2B31"/>
+                <w:sz w:val="18"/>
+              </w:rPr>
+              <w:t xml:space="preserve">BIC : </w:t>
+            </w:r>
+            <w:r>
+              <w:rPr>
+                <w:rFonts w:ascii="Calibri" w:hAnsi="Calibri"/>
+                <w:b w:val="0"/>
+                <w:i w:val="0"/>
+                <w:color w:val="2B2B31"/>
+                <w:sz w:val="18"/>
+              </w:rPr>
+              <w:t>{{producteur_bic}}</w:t>
+            </w:r>
+          </w:p>
+          <w:p>
+            <w:pPr>
+              <w:spacing w:after="20"/>
+            </w:pPr>
+            <w:r>
+              <w:rPr>
+                <w:rFonts w:ascii="Calibri" w:hAnsi="Calibri"/>
+                <w:b/>
+                <w:i w:val="0"/>
+                <w:color w:val="2B2B31"/>
+                <w:sz w:val="18"/>
+              </w:rPr>
+              <w:t xml:space="preserve">Titulaire : </w:t>
+            </w:r>
+            <w:r>
+              <w:rPr>
+                <w:rFonts w:ascii="Calibri" w:hAnsi="Calibri"/>
+                <w:b w:val="0"/>
+                <w:i w:val="0"/>
+                <w:color w:val="2B2B31"/>
+                <w:sz w:val="18"/>
+              </w:rPr>
+              <w:t>{{producteur_nom}}, {{producteur_adresse}}, {{producteur_code_postal}} {{producteur_ville}}</w:t>
+            </w:r>
+          </w:p>
+        </w:tc>
+        <w:tc>
+          <w:tcPr>
+            <w:tcW w:type="dxa" w:w="1984"/>
+            <w:tcBorders>
+              <w:top w:val="single" w:sz="4" w:space="0" w:color="D9C7CB"/>
+              <w:left w:val="single" w:sz="4" w:space="0" w:color="D9C7CB"/>
+              <w:bottom w:val="single" w:sz="4" w:space="0" w:color="D9C7CB"/>
+              <w:right w:val="single" w:sz="4" w:space="0" w:color="D9C7CB"/>
+            </w:tcBorders>
+            <w:shd w:val="clear" w:color="auto" w:fill="F1E4E7"/>
+          </w:tcPr>
+          <w:p>
+            <w:pPr>
+              <w:spacing w:before="20" w:after="20"/>
+            </w:pPr>
+            <w:r>
+              <w:rPr>
+                <w:rFonts w:ascii="Calibri" w:hAnsi="Calibri"/>
+                <w:b/>
+                <w:i w:val="0"/>
+                <w:color w:val="7A1428"/>
+                <w:sz w:val="22"/>
+              </w:rPr>
+              <w:t>Total HT</w:t>
+            </w:r>
+          </w:p>
+        </w:tc>
+        <w:tc>
+          <w:tcPr>
+            <w:tcW w:type="dxa" w:w="2551"/>
+            <w:tcBorders>
+              <w:top w:val="single" w:sz="4" w:space="0" w:color="D9C7CB"/>
+              <w:left w:val="single" w:sz="4" w:space="0" w:color="D9C7CB"/>
+              <w:bottom w:val="single" w:sz="4" w:space="0" w:color="D9C7CB"/>
+              <w:right w:val="single" w:sz="4" w:space="0" w:color="D9C7CB"/>
+            </w:tcBorders>
+            <w:shd w:val="clear" w:color="auto" w:fill="FFFFFF"/>
+          </w:tcPr>
+          <w:p>
+            <w:pPr>
+              <w:spacing w:before="20" w:after="20"/>
+              <w:jc w:val="right"/>
+            </w:pPr>
+            <w:r>
+              <w:rPr>
+                <w:rFonts w:ascii="Calibri" w:hAnsi="Calibri"/>
+                <w:b/>
+                <w:i w:val="0"/>
+                <w:color w:val="2B2B31"/>
+                <w:sz w:val="22"/>
+              </w:rPr>
+              <w:t>{{montant|currency}} €</w:t>
+            </w:r>
+          </w:p>
+        </w:tc>
+      </w:tr>
+      <w:tr>
+        <w:tc>
+          <w:tcPr>
+            <w:tcW w:type="dxa" w:w="4535"/>
+            <w:vMerge/>
+          </w:tcPr>
+          <w:p/>
+        </w:tc>
+        <w:tc>
+          <w:tcPr>
+            <w:tcW w:type="dxa" w:w="1984"/>
+            <w:tcBorders>
+              <w:top w:val="single" w:sz="4" w:space="0" w:color="D9C7CB"/>
+              <w:left w:val="single" w:sz="4" w:space="0" w:color="D9C7CB"/>
+              <w:bottom w:val="single" w:sz="4" w:space="0" w:color="D9C7CB"/>
+              <w:right w:val="single" w:sz="4" w:space="0" w:color="D9C7CB"/>
+            </w:tcBorders>
+            <w:shd w:val="clear" w:color="auto" w:fill="F1E4E7"/>
+          </w:tcPr>
+          <w:p>
+            <w:pPr>
+              <w:spacing w:before="20" w:after="20"/>
+            </w:pPr>
+            <w:r>
+              <w:rPr>
+                <w:rFonts w:ascii="Calibri" w:hAnsi="Calibri"/>
+                <w:b/>
+                <w:i w:val="0"/>
+                <w:color w:val="7A1428"/>
+                <w:sz w:val="16"/>
+              </w:rPr>
+              <w:t>TVA</w:t>
+            </w:r>
+          </w:p>
+        </w:tc>
+        <w:tc>
+          <w:tcPr>
+            <w:tcW w:type="dxa" w:w="2551"/>
+            <w:tcBorders>
+              <w:top w:val="single" w:sz="4" w:space="0" w:color="D9C7CB"/>
+              <w:left w:val="single" w:sz="4" w:space="0" w:color="D9C7CB"/>
+              <w:bottom w:val="single" w:sz="4" w:space="0" w:color="D9C7CB"/>
+              <w:right w:val="single" w:sz="4" w:space="0" w:color="D9C7CB"/>
+            </w:tcBorders>
+            <w:shd w:val="clear" w:color="auto" w:fill="FFFFFF"/>
+          </w:tcPr>
+          <w:p>
+            <w:pPr>
+              <w:spacing w:before="20" w:after="20"/>
+              <w:jc w:val="right"/>
+            </w:pPr>
+            <w:r>
+              <w:rPr>
+                <w:rFonts w:ascii="Calibri" w:hAnsi="Calibri"/>
+                <w:b w:val="0"/>
+                <w:i w:val="0"/>
+                <w:color w:val="2B2B31"/>
+                <w:sz w:val="16"/>
+              </w:rPr>
+              <w:t>{{tva}}</w:t>
+            </w:r>
+          </w:p>
+        </w:tc>
+      </w:tr>
+      <w:tr>
+        <w:tc>
+          <w:tcPr>
+            <w:tcW w:type="dxa" w:w="4535"/>
+            <w:vMerge/>
+          </w:tcPr>
+          <w:p/>
+        </w:tc>
+        <w:tc>
+          <w:tcPr>
+            <w:tcW w:type="dxa" w:w="1984"/>
+            <w:tcBorders>
+              <w:top w:val="single" w:sz="4" w:space="0" w:color="D9C7CB"/>
+              <w:left w:val="single" w:sz="4" w:space="0" w:color="D9C7CB"/>
+              <w:bottom w:val="single" w:sz="4" w:space="0" w:color="D9C7CB"/>
+              <w:right w:val="single" w:sz="4" w:space="0" w:color="D9C7CB"/>
+            </w:tcBorders>
+            <w:shd w:val="clear" w:color="auto" w:fill="F1E4E7"/>
+          </w:tcPr>
+          <w:p>
+            <w:pPr>
+              <w:spacing w:before="20" w:after="20"/>
+            </w:pPr>
+            <w:r>
+              <w:rPr>
+                <w:rFonts w:ascii="Calibri" w:hAnsi="Calibri"/>
+                <w:b/>
+                <w:i w:val="0"/>
+                <w:color w:val="7A1428"/>
+                <w:sz w:val="22"/>
+              </w:rPr>
+              <w:t>Acompte versé</w:t>
+            </w:r>
+          </w:p>
+        </w:tc>
+        <w:tc>
+          <w:tcPr>
+            <w:tcW w:type="dxa" w:w="2551"/>
+            <w:tcBorders>
+              <w:top w:val="single" w:sz="4" w:space="0" w:color="D9C7CB"/>
+              <w:left w:val="single" w:sz="4" w:space="0" w:color="D9C7CB"/>
+              <w:bottom w:val="single" w:sz="4" w:space="0" w:color="D9C7CB"/>
+              <w:right w:val="single" w:sz="4" w:space="0" w:color="D9C7CB"/>
+            </w:tcBorders>
+            <w:shd w:val="clear" w:color="auto" w:fill="FFFFFF"/>
+          </w:tcPr>
+          <w:p>
+            <w:pPr>
+              <w:spacing w:before="20" w:after="20"/>
+              <w:jc w:val="right"/>
+            </w:pPr>
+            <w:r>
+              <w:rPr>
+                <w:rFonts w:ascii="Calibri" w:hAnsi="Calibri"/>
+                <w:b/>
+                <w:i w:val="0"/>
+                <w:color w:val="2B2B31"/>
+                <w:sz w:val="22"/>
+              </w:rPr>
+              <w:t>{{acompte|currency}} €</w:t>
+            </w:r>
+          </w:p>
+        </w:tc>
+      </w:tr>
+      <w:tr>
+        <w:tc>
+          <w:tcPr>
+            <w:tcW w:type="dxa" w:w="4535"/>
+            <w:vMerge/>
+          </w:tcPr>
+          <w:p/>
+        </w:tc>
+        <w:tc>
+          <w:tcPr>
+            <w:tcW w:type="dxa" w:w="1984"/>
+            <w:tcBorders>
+              <w:top w:val="single" w:sz="4" w:space="0" w:color="D9C7CB"/>
+              <w:left w:val="single" w:sz="4" w:space="0" w:color="D9C7CB"/>
+              <w:bottom w:val="single" w:sz="4" w:space="0" w:color="D9C7CB"/>
+              <w:right w:val="single" w:sz="4" w:space="0" w:color="D9C7CB"/>
+            </w:tcBorders>
+            <w:shd w:val="clear" w:color="auto" w:fill="7A1428"/>
+          </w:tcPr>
+          <w:p>
+            <w:pPr>
+              <w:spacing w:before="20" w:after="40"/>
+            </w:pPr>
+            <w:r>
+              <w:rPr>
+                <w:rFonts w:ascii="Calibri" w:hAnsi="Calibri"/>
+                <w:b/>
+                <w:i w:val="0"/>
+                <w:color w:val="FFFFFF"/>
+                <w:sz w:val="26"/>
+              </w:rPr>
+              <w:t>TOTAL À PAYER</w:t>
+            </w:r>
+          </w:p>
+        </w:tc>
+        <w:tc>
+          <w:tcPr>
+            <w:tcW w:type="dxa" w:w="2551"/>
+            <w:tcBorders>
+              <w:top w:val="single" w:sz="4" w:space="0" w:color="D9C7CB"/>
+              <w:left w:val="single" w:sz="4" w:space="0" w:color="D9C7CB"/>
+              <w:bottom w:val="single" w:sz="4" w:space="0" w:color="D9C7CB"/>
+              <w:right w:val="single" w:sz="4" w:space="0" w:color="D9C7CB"/>
+            </w:tcBorders>
+            <w:shd w:val="clear" w:color="auto" w:fill="7A1428"/>
+          </w:tcPr>
+          <w:p>
+            <w:pPr>
+              <w:spacing w:before="20" w:after="40"/>
+              <w:jc w:val="right"/>
+            </w:pPr>
+            <w:r>
+              <w:rPr>
+                <w:rFonts w:ascii="Calibri" w:hAnsi="Calibri"/>
+                <w:b/>
+                <w:i w:val="0"/>
+                <w:color w:val="FFFFFF"/>
+                <w:sz w:val="26"/>
+              </w:rPr>
+              <w:t>{{total|currency}} €</w:t>
+            </w:r>
+          </w:p>
+        </w:tc>
+      </w:tr>
+    </w:tbl>
+    <w:p>
+      <w:pPr>
+        <w:spacing w:after="200"/>
+      </w:pPr>
+    </w:p>
+    <w:p>
+      <w:pPr>
+        <w:jc w:val="center"/>
+      </w:pPr>
+      <w:r>
+        <w:rPr>
+          <w:rFonts w:ascii="Calibri" w:hAnsi="Calibri"/>
+          <w:b/>
+          <w:i w:val="0"/>
+          <w:color w:val="6B7280"/>
+          <w:sz w:val="16"/>
+        </w:rPr>
+        <w:t>Conditions de paiement :</w:t>
+      </w:r>
+    </w:p>
+    <w:p>
+      <w:pPr>
+        <w:jc w:val="center"/>
+      </w:pPr>
+      <w:r>
+        <w:rPr>
+          <w:rFonts w:ascii="Calibri" w:hAnsi="Calibri"/>
+          <w:b w:val="0"/>
+          <w:i w:val="0"/>
+          <w:color w:val="6B7280"/>
+          <w:sz w:val="16"/>
+        </w:rPr>
+        <w:t>Échéance : {{echeance}}. Mode de paiement : {{mode_paiement}}. Aucun escompte n'est applicable sur cette facture. Tout retard de paiement entraîne l'application de pénalités au taux d'intérêt légal en vigueur, majoré de 10 points, ainsi qu'une indemnité forfaitaire de 40€ HT pour frais de recouvrement.</w:t>
+      </w:r>
+    </w:p>
+    <w:p>
+      <w:pPr>
+        <w:jc w:val="center"/>
+      </w:pPr>
+      <w:r>
+        <w:rPr>
+          <w:rFonts w:ascii="Calibri" w:hAnsi="Calibri"/>
+          <w:b w:val="0"/>
+          <w:i w:val="0"/>
+          <w:color w:val="6B7280"/>
+          <w:sz w:val="16"/>
+        </w:rPr>
+        <w:t>TVA non applicable, art. 293 B du CGI</w:t>
+      </w:r>
+    </w:p>
     <w:sectPr>
-      <w:footerReference w:type="default" r:id="rId9"/>
+      <w:footerReference w:type="default" r:id="rId10"/>
       <w:pgSz w:w="12240" w:h="15840"/>
-      <w:pgMar w:top="1360" w:right="1559" w:bottom="840" w:left="1559" w:header="720" w:footer="720" w:gutter="0"/>
+      <w:pgMar w:top="1134" w:right="1247" w:bottom="1134" w:left="1247" w:header="720" w:footer="720" w:gutter="0"/>
       <w:cols w:space="720"/>
       <w:docGrid w:linePitch="360"/>
     </w:sectPr>
@@ -289,6 +1123,8 @@
     <w:r>
       <w:rPr>
         <w:rFonts w:ascii="Calibri" w:hAnsi="Calibri"/>
+        <w:b w:val="0"/>
+        <w:i w:val="0"/>
         <w:color w:val="6B7280"/>
         <w:sz w:val="16"/>
       </w:rPr>
@@ -307,6 +1143,8 @@
     <w:r>
       <w:rPr>
         <w:rFonts w:ascii="Calibri" w:hAnsi="Calibri"/>
+        <w:b w:val="0"/>
+        <w:i w:val="0"/>
         <w:color w:val="6B7280"/>
         <w:sz w:val="16"/>
       </w:rPr>
@@ -689,6 +1527,11 @@
     <w:name w:val="Normal"/>
     <w:qFormat/>
     <w:rsid w:val="00FC693F"/>
+    <w:rPr>
+      <w:rFonts w:ascii="Calibri" w:hAnsi="Calibri"/>
+      <w:color w:val="2B2B31"/>
+      <w:sz w:val="20"/>
+    </w:rPr>
   </w:style>
   <w:style w:type="paragraph" w:styleId="Header">
     <w:name w:val="header"/>
@@ -12371,71 +13214,6 @@
         <w:shd w:val="clear" w:color="auto" w:fill="FBCAA2" w:themeFill="accent6" w:themeFillTint="7F"/>
       </w:tcPr>
     </w:tblStylePr>
-  </w:style>
-  <w:style w:type="paragraph" w:styleId="Titre1">
-    <w:name w:val="heading 1"/>
-    <w:basedOn w:val="Normal"/>
-    <w:next w:val="Normal"/>
-    <w:uiPriority w:val="9"/>
-    <w:qFormat/>
-    <w:pPr>
-      <w:outlineLvl w:val="0"/>
-    </w:pPr>
-    <w:rPr>
-      <w:rFonts w:ascii="Calibri" w:eastAsia="Calibri" w:hAnsi="Calibri" w:cs="Calibri"/>
-      <w:b/>
-      <w:bCs/>
-      <w:color w:val="7A1428"/>
-      <w:sz w:val="36"/>
-      <w:szCs w:val="36"/>
-    </w:rPr>
-  </w:style>
-  <w:style w:type="paragraph" w:styleId="Titre2">
-    <w:name w:val="heading 2"/>
-    <w:basedOn w:val="Normal"/>
-    <w:next w:val="Normal"/>
-    <w:uiPriority w:val="9"/>
-    <w:unhideWhenUsed/>
-    <w:qFormat/>
-    <w:pPr>
-      <w:pBdr>
-        <w:top w:val="single" w:sz="12" w:space="4" w:color="F1E4E7"/>
-        <w:left w:val="single" w:sz="12" w:space="8" w:color="F1E4E7"/>
-        <w:bottom w:val="single" w:sz="12" w:space="4" w:color="F1E4E7"/>
-        <w:right w:val="single" w:sz="12" w:space="8" w:color="F1E4E7"/>
-      </w:pBdr>
-      <w:shd w:val="clear" w:color="auto" w:fill="F1E4E7"/>
-      <w:spacing w:before="120" w:after="120"/>
-      <w:outlineLvl w:val="1"/>
-    </w:pPr>
-    <w:rPr>
-      <w:rFonts w:ascii="Calibri" w:eastAsia="Calibri" w:hAnsi="Calibri" w:cs="Calibri"/>
-      <w:b/>
-      <w:bCs/>
-      <w:color w:val="7A1428"/>
-      <w:sz w:val="27"/>
-      <w:szCs w:val="27"/>
-    </w:rPr>
-  </w:style>
-  <w:style w:type="paragraph" w:styleId="Titre3">
-    <w:name w:val="heading 3"/>
-    <w:basedOn w:val="Normal"/>
-    <w:next w:val="Normal"/>
-    <w:uiPriority w:val="9"/>
-    <w:unhideWhenUsed/>
-    <w:qFormat/>
-    <w:pPr>
-      <w:spacing w:before="1"/>
-      <w:outlineLvl w:val="2"/>
-    </w:pPr>
-    <w:rPr>
-      <w:rFonts w:ascii="Calibri" w:eastAsia="Calibri" w:hAnsi="Calibri" w:cs="Calibri"/>
-      <w:b/>
-      <w:bCs/>
-      <w:color w:val="7A1428"/>
-      <w:sz w:val="21"/>
-      <w:szCs w:val="21"/>
-    </w:rPr>
   </w:style>
 </w:styles>
 </file>

--- a/templates/facture.docx
+++ b/templates/facture.docx
@@ -371,7 +371,23 @@
                 <w:color w:val="6B7280"/>
                 <w:sz w:val="18"/>
               </w:rPr>
-              <w:t>Représenté par {{organisateur_representant}}, {{organisateur_fonction}}</w:t>
+              <w:t>Représenté par {{organisateur_representant}}</w:t>
+            </w:r>
+          </w:p>
+          <w:p>
+            <w:pPr>
+              <w:spacing w:after="20"/>
+              <w:jc w:val="right"/>
+            </w:pPr>
+            <w:r>
+              <w:rPr>
+                <w:rFonts w:ascii="Calibri" w:hAnsi="Calibri"/>
+                <w:b w:val="0"/>
+                <w:i w:val="0"/>
+                <w:color w:val="6B7280"/>
+                <w:sz w:val="18"/>
+              </w:rPr>
+              <w:t>Fonction : {{organisateur_fonction}}</w:t>
             </w:r>
           </w:p>
           <w:p>

--- a/templates/facture.docx
+++ b/templates/facture.docx
@@ -867,7 +867,7 @@
                 <w:color w:val="2B2B31"/>
                 <w:sz w:val="22"/>
               </w:rPr>
-              <w:t>{{montant|currency}} €</w:t>
+              <w:t>{{total_ht|currency}} €</w:t>
             </w:r>
           </w:p>
         </w:tc>
@@ -903,7 +903,7 @@
                 <w:color w:val="7A1428"/>
                 <w:sz w:val="16"/>
               </w:rPr>
-              <w:t>TVA</w:t>
+              <w:t>TVA ({{taux_tva_label}} %)</w:t>
             </w:r>
           </w:p>
         </w:tc>
@@ -931,7 +931,161 @@
                 <w:color w:val="2B2B31"/>
                 <w:sz w:val="16"/>
               </w:rPr>
-              <w:t>{{tva}}</w:t>
+              <w:t>{{tva|currency}} €</w:t>
+            </w:r>
+          </w:p>
+        </w:tc>
+      </w:tr>
+      <w:tr>
+        <w:tc>
+          <w:tcPr>
+            <w:tcW w:type="dxa" w:w="4535"/>
+            <w:vMerge w:val="restart"/>
+          </w:tcPr>
+          <w:p>
+            <w:pPr>
+              <w:spacing w:after="20"/>
+            </w:pPr>
+            <w:r/>
+            <w:r>
+              <w:rPr>
+                <w:rFonts w:ascii="Calibri" w:hAnsi="Calibri"/>
+                <w:b/>
+                <w:i w:val="0"/>
+                <w:color w:val="7A1428"/>
+                <w:sz w:val="18"/>
+              </w:rPr>
+              <w:t>Coordonnées bancaires</w:t>
+            </w:r>
+          </w:p>
+          <w:p>
+            <w:pPr>
+              <w:spacing w:after="20"/>
+            </w:pPr>
+            <w:r>
+              <w:rPr>
+                <w:rFonts w:ascii="Calibri" w:hAnsi="Calibri"/>
+                <w:b/>
+                <w:i w:val="0"/>
+                <w:color w:val="2B2B31"/>
+                <w:sz w:val="18"/>
+              </w:rPr>
+              <w:t xml:space="preserve">IBAN : </w:t>
+            </w:r>
+            <w:r>
+              <w:rPr>
+                <w:rFonts w:ascii="Calibri" w:hAnsi="Calibri"/>
+                <w:b w:val="0"/>
+                <w:i w:val="0"/>
+                <w:color w:val="2B2B31"/>
+                <w:sz w:val="18"/>
+              </w:rPr>
+              <w:t>{{producteur_iban}}</w:t>
+            </w:r>
+          </w:p>
+          <w:p>
+            <w:pPr>
+              <w:spacing w:after="20"/>
+            </w:pPr>
+            <w:r>
+              <w:rPr>
+                <w:rFonts w:ascii="Calibri" w:hAnsi="Calibri"/>
+                <w:b/>
+                <w:i w:val="0"/>
+                <w:color w:val="2B2B31"/>
+                <w:sz w:val="18"/>
+              </w:rPr>
+              <w:t xml:space="preserve">BIC : </w:t>
+            </w:r>
+            <w:r>
+              <w:rPr>
+                <w:rFonts w:ascii="Calibri" w:hAnsi="Calibri"/>
+                <w:b w:val="0"/>
+                <w:i w:val="0"/>
+                <w:color w:val="2B2B31"/>
+                <w:sz w:val="18"/>
+              </w:rPr>
+              <w:t>{{producteur_bic}}</w:t>
+            </w:r>
+          </w:p>
+          <w:p>
+            <w:pPr>
+              <w:spacing w:after="20"/>
+            </w:pPr>
+            <w:r>
+              <w:rPr>
+                <w:rFonts w:ascii="Calibri" w:hAnsi="Calibri"/>
+                <w:b/>
+                <w:i w:val="0"/>
+                <w:color w:val="2B2B31"/>
+                <w:sz w:val="18"/>
+              </w:rPr>
+              <w:t xml:space="preserve">Titulaire : </w:t>
+            </w:r>
+            <w:r>
+              <w:rPr>
+                <w:rFonts w:ascii="Calibri" w:hAnsi="Calibri"/>
+                <w:b w:val="0"/>
+                <w:i w:val="0"/>
+                <w:color w:val="2B2B31"/>
+                <w:sz w:val="18"/>
+              </w:rPr>
+              <w:t>{{producteur_nom}}, {{producteur_adresse}}, {{producteur_code_postal}} {{producteur_ville}}</w:t>
+            </w:r>
+          </w:p>
+        </w:tc>
+        <w:tc>
+          <w:tcPr>
+            <w:tcW w:type="dxa" w:w="1984"/>
+            <w:tcBorders>
+              <w:top w:val="single" w:sz="4" w:space="0" w:color="D9C7CB"/>
+              <w:left w:val="single" w:sz="4" w:space="0" w:color="D9C7CB"/>
+              <w:bottom w:val="single" w:sz="4" w:space="0" w:color="D9C7CB"/>
+              <w:right w:val="single" w:sz="4" w:space="0" w:color="D9C7CB"/>
+            </w:tcBorders>
+            <w:shd w:val="clear" w:color="auto" w:fill="F1E4E7"/>
+          </w:tcPr>
+          <w:p>
+            <w:pPr>
+              <w:spacing w:before="20" w:after="20"/>
+            </w:pPr>
+            <w:r>
+              <w:rPr>
+                <w:rFonts w:ascii="Calibri" w:hAnsi="Calibri"/>
+                <w:b/>
+                <w:i w:val="0"/>
+                <w:color w:val="7A1428"/>
+                <w:sz w:val="22"/>
+              </w:rPr>
+              <w:t>TOTAL TTC</w:t>
+            </w:r>
+          </w:p>
+        </w:tc>
+        <w:tc>
+          <w:tcPr>
+            <w:tcW w:type="dxa" w:w="2551"/>
+            <w:tcBorders>
+              <w:top w:val="single" w:sz="4" w:space="0" w:color="D9C7CB"/>
+              <w:left w:val="single" w:sz="4" w:space="0" w:color="D9C7CB"/>
+              <w:bottom w:val="single" w:sz="4" w:space="0" w:color="D9C7CB"/>
+              <w:right w:val="single" w:sz="4" w:space="0" w:color="D9C7CB"/>
+            </w:tcBorders>
+            <w:shd w:val="clear" w:color="auto" w:fill="FFFFFF"/>
+          </w:tcPr>
+          <w:p>
+            <w:pPr>
+              <w:spacing w:before="20" w:after="20"/>
+              <w:jc w:val="right"/>
+            </w:pPr>
+            <w:r>
+              <w:rPr>
+                <w:rFonts w:ascii="Calibri" w:hAnsi="Calibri"/>
+                <w:b/>
+                <w:i w:val="0"/>
+                <w:color w:val="2B2B31"/>
+                <w:sz w:val="22"/>
+              </w:rPr>
+              <w:t>{{total_ttc|currency}} €</w:t>
             </w:r>
           </w:p>
         </w:tc>
